--- a/4_Bug_Reports/Bug_Report.docx
+++ b/4_Bug_Reports/Bug_Report.docx
@@ -28,6 +28,7 @@
           <w:bCs/>
           <w:sz w:val="26"/>
           <w:szCs w:val="36"/>
+          <w:u w:val="double"/>
         </w:rPr>
       </w:pPr>
       <w:r>
@@ -37,6 +38,7 @@
           <w:bCs/>
           <w:sz w:val="26"/>
           <w:szCs w:val="36"/>
+          <w:u w:val="double"/>
         </w:rPr>
         <w:t>LOGIN BUGS</w:t>
       </w:r>
@@ -683,6 +685,7 @@
           <w:bCs/>
           <w:sz w:val="36"/>
           <w:szCs w:val="36"/>
+          <w:u w:val="double"/>
         </w:rPr>
       </w:pPr>
       <w:r>
@@ -693,7 +696,18 @@
           <w:sz w:val="36"/>
           <w:szCs w:val="36"/>
         </w:rPr>
-        <w:t xml:space="preserve"> SIGNUP BUGS</w:t>
+        <w:t xml:space="preserve"> </w:t>
+      </w:r>
+      <w:r>
+        <w:rPr>
+          <w:rFonts w:ascii="Times New Roman" w:eastAsia="Times New Roman" w:hAnsi="Times New Roman" w:cs="Times New Roman"/>
+          <w:b/>
+          <w:bCs/>
+          <w:sz w:val="36"/>
+          <w:szCs w:val="36"/>
+          <w:u w:val="double"/>
+        </w:rPr>
+        <w:t>SIGNUP BUGS</w:t>
       </w:r>
     </w:p>
     <w:p>
@@ -1177,6 +1191,7 @@
           <w:bCs/>
           <w:sz w:val="36"/>
           <w:szCs w:val="36"/>
+          <w:u w:val="double"/>
         </w:rPr>
       </w:pPr>
       <w:r>
@@ -1187,7 +1202,18 @@
           <w:sz w:val="36"/>
           <w:szCs w:val="36"/>
         </w:rPr>
-        <w:t xml:space="preserve"> SEARCH BUGS</w:t>
+        <w:t xml:space="preserve"> </w:t>
+      </w:r>
+      <w:r>
+        <w:rPr>
+          <w:rFonts w:ascii="Times New Roman" w:eastAsia="Times New Roman" w:hAnsi="Times New Roman" w:cs="Times New Roman"/>
+          <w:b/>
+          <w:bCs/>
+          <w:sz w:val="36"/>
+          <w:szCs w:val="36"/>
+          <w:u w:val="double"/>
+        </w:rPr>
+        <w:t>SEARCH BUGS</w:t>
       </w:r>
     </w:p>
     <w:p>
@@ -1432,7 +1458,18 @@
           <w:sz w:val="36"/>
           <w:szCs w:val="36"/>
         </w:rPr>
-        <w:t xml:space="preserve"> CART BUGS</w:t>
+        <w:t xml:space="preserve"> </w:t>
+      </w:r>
+      <w:r>
+        <w:rPr>
+          <w:rFonts w:ascii="Times New Roman" w:eastAsia="Times New Roman" w:hAnsi="Times New Roman" w:cs="Times New Roman"/>
+          <w:b/>
+          <w:bCs/>
+          <w:sz w:val="36"/>
+          <w:szCs w:val="36"/>
+          <w:u w:val="double"/>
+        </w:rPr>
+        <w:t>CART BUGS</w:t>
       </w:r>
     </w:p>
     <w:p>
@@ -1893,6 +1930,7 @@
           <w:rFonts w:ascii="Times New Roman" w:eastAsia="Times New Roman" w:hAnsi="Times New Roman" w:cs="Times New Roman"/>
           <w:sz w:val="24"/>
           <w:szCs w:val="24"/>
+          <w:u w:val="double"/>
         </w:rPr>
       </w:pPr>
       <w:r>
@@ -1902,6 +1940,7 @@
           <w:bCs/>
           <w:sz w:val="36"/>
           <w:szCs w:val="36"/>
+          <w:u w:val="double"/>
         </w:rPr>
         <w:lastRenderedPageBreak/>
         <w:t>CHECKOUT BUGS</w:t>
@@ -2089,277 +2128,278 @@
         </w:rPr>
         <w:t xml:space="preserve"> High </w:t>
       </w:r>
+    </w:p>
+    <w:p>
+      <w:pPr>
+        <w:numPr>
+          <w:ilvl w:val="0"/>
+          <w:numId w:val="8"/>
+        </w:numPr>
+        <w:spacing w:before="100" w:beforeAutospacing="1" w:after="100" w:afterAutospacing="1" w:line="240" w:lineRule="auto"/>
+        <w:rPr>
+          <w:rFonts w:ascii="Times New Roman" w:eastAsia="Times New Roman" w:hAnsi="Times New Roman" w:cs="Times New Roman"/>
+          <w:sz w:val="24"/>
+          <w:szCs w:val="24"/>
+        </w:rPr>
+      </w:pPr>
+      <w:r>
+        <w:rPr>
+          <w:rFonts w:ascii="Times New Roman" w:eastAsia="Times New Roman" w:hAnsi="Times New Roman" w:cs="Times New Roman"/>
+          <w:b/>
+          <w:bCs/>
+          <w:sz w:val="24"/>
+          <w:szCs w:val="24"/>
+        </w:rPr>
+        <w:t>Priority:</w:t>
+      </w:r>
+      <w:r>
+        <w:rPr>
+          <w:rFonts w:ascii="Times New Roman" w:eastAsia="Times New Roman" w:hAnsi="Times New Roman" w:cs="Times New Roman"/>
+          <w:sz w:val="24"/>
+          <w:szCs w:val="24"/>
+        </w:rPr>
+        <w:t xml:space="preserve"> High </w:t>
+      </w:r>
+    </w:p>
+    <w:p>
+      <w:pPr>
+        <w:spacing w:after="0" w:line="240" w:lineRule="auto"/>
+        <w:rPr>
+          <w:rFonts w:ascii="Times New Roman" w:eastAsia="Times New Roman" w:hAnsi="Times New Roman" w:cs="Times New Roman"/>
+          <w:sz w:val="24"/>
+          <w:szCs w:val="24"/>
+        </w:rPr>
+      </w:pPr>
+      <w:r>
+        <w:rPr>
+          <w:rFonts w:ascii="Times New Roman" w:eastAsia="Times New Roman" w:hAnsi="Times New Roman" w:cs="Times New Roman"/>
+          <w:sz w:val="24"/>
+          <w:szCs w:val="24"/>
+        </w:rPr>
+        <w:pict>
+          <v:rect id="_x0000_i1031" style="width:0;height:1.5pt" o:hralign="center" o:hrstd="t" o:hr="t" fillcolor="#a0a0a0" stroked="f"/>
+        </w:pict>
+      </w:r>
+    </w:p>
+    <w:p>
+      <w:pPr>
+        <w:spacing w:before="100" w:beforeAutospacing="1" w:after="100" w:afterAutospacing="1" w:line="240" w:lineRule="auto"/>
+        <w:outlineLvl w:val="2"/>
+        <w:rPr>
+          <w:rFonts w:ascii="Times New Roman" w:eastAsia="Times New Roman" w:hAnsi="Times New Roman" w:cs="Times New Roman"/>
+          <w:b/>
+          <w:bCs/>
+          <w:sz w:val="27"/>
+          <w:szCs w:val="27"/>
+        </w:rPr>
+      </w:pPr>
+      <w:r>
+        <w:rPr>
+          <w:rFonts w:ascii="Times New Roman" w:eastAsia="Times New Roman" w:hAnsi="Times New Roman" w:cs="Times New Roman"/>
+          <w:b/>
+          <w:bCs/>
+          <w:sz w:val="27"/>
+          <w:szCs w:val="27"/>
+        </w:rPr>
+        <w:t>BUG_09</w:t>
+      </w:r>
+    </w:p>
+    <w:p>
+      <w:pPr>
+        <w:numPr>
+          <w:ilvl w:val="0"/>
+          <w:numId w:val="9"/>
+        </w:numPr>
+        <w:spacing w:before="100" w:beforeAutospacing="1" w:after="100" w:afterAutospacing="1" w:line="240" w:lineRule="auto"/>
+        <w:rPr>
+          <w:rFonts w:ascii="Times New Roman" w:eastAsia="Times New Roman" w:hAnsi="Times New Roman" w:cs="Times New Roman"/>
+          <w:sz w:val="24"/>
+          <w:szCs w:val="24"/>
+        </w:rPr>
+      </w:pPr>
+      <w:r>
+        <w:rPr>
+          <w:rFonts w:ascii="Times New Roman" w:eastAsia="Times New Roman" w:hAnsi="Times New Roman" w:cs="Times New Roman"/>
+          <w:b/>
+          <w:bCs/>
+          <w:sz w:val="24"/>
+          <w:szCs w:val="24"/>
+        </w:rPr>
+        <w:t>Title:</w:t>
+      </w:r>
+      <w:r>
+        <w:rPr>
+          <w:rFonts w:ascii="Times New Roman" w:eastAsia="Times New Roman" w:hAnsi="Times New Roman" w:cs="Times New Roman"/>
+          <w:sz w:val="24"/>
+          <w:szCs w:val="24"/>
+        </w:rPr>
+        <w:t xml:space="preserve"> Payment fails without error message </w:t>
+      </w:r>
+    </w:p>
+    <w:p>
+      <w:pPr>
+        <w:numPr>
+          <w:ilvl w:val="0"/>
+          <w:numId w:val="9"/>
+        </w:numPr>
+        <w:spacing w:before="100" w:beforeAutospacing="1" w:after="100" w:afterAutospacing="1" w:line="240" w:lineRule="auto"/>
+        <w:rPr>
+          <w:rFonts w:ascii="Times New Roman" w:eastAsia="Times New Roman" w:hAnsi="Times New Roman" w:cs="Times New Roman"/>
+          <w:sz w:val="24"/>
+          <w:szCs w:val="24"/>
+        </w:rPr>
+      </w:pPr>
+      <w:r>
+        <w:rPr>
+          <w:rFonts w:ascii="Times New Roman" w:eastAsia="Times New Roman" w:hAnsi="Times New Roman" w:cs="Times New Roman"/>
+          <w:b/>
+          <w:bCs/>
+          <w:sz w:val="24"/>
+          <w:szCs w:val="24"/>
+        </w:rPr>
+        <w:t>Steps:</w:t>
+      </w:r>
+      <w:r>
+        <w:rPr>
+          <w:rFonts w:ascii="Times New Roman" w:eastAsia="Times New Roman" w:hAnsi="Times New Roman" w:cs="Times New Roman"/>
+          <w:sz w:val="24"/>
+          <w:szCs w:val="24"/>
+        </w:rPr>
+        <w:t xml:space="preserve"> Enter invalid card → Pay </w:t>
+      </w:r>
+    </w:p>
+    <w:p>
+      <w:pPr>
+        <w:numPr>
+          <w:ilvl w:val="0"/>
+          <w:numId w:val="9"/>
+        </w:numPr>
+        <w:spacing w:before="100" w:beforeAutospacing="1" w:after="100" w:afterAutospacing="1" w:line="240" w:lineRule="auto"/>
+        <w:rPr>
+          <w:rFonts w:ascii="Times New Roman" w:eastAsia="Times New Roman" w:hAnsi="Times New Roman" w:cs="Times New Roman"/>
+          <w:sz w:val="24"/>
+          <w:szCs w:val="24"/>
+        </w:rPr>
+      </w:pPr>
+      <w:r>
+        <w:rPr>
+          <w:rFonts w:ascii="Times New Roman" w:eastAsia="Times New Roman" w:hAnsi="Times New Roman" w:cs="Times New Roman"/>
+          <w:b/>
+          <w:bCs/>
+          <w:sz w:val="24"/>
+          <w:szCs w:val="24"/>
+        </w:rPr>
+        <w:t>Expected:</w:t>
+      </w:r>
+      <w:r>
+        <w:rPr>
+          <w:rFonts w:ascii="Times New Roman" w:eastAsia="Times New Roman" w:hAnsi="Times New Roman" w:cs="Times New Roman"/>
+          <w:sz w:val="24"/>
+          <w:szCs w:val="24"/>
+        </w:rPr>
+        <w:t xml:space="preserve"> Error shown </w:t>
+      </w:r>
+    </w:p>
+    <w:p>
+      <w:pPr>
+        <w:numPr>
+          <w:ilvl w:val="0"/>
+          <w:numId w:val="9"/>
+        </w:numPr>
+        <w:spacing w:before="100" w:beforeAutospacing="1" w:after="100" w:afterAutospacing="1" w:line="240" w:lineRule="auto"/>
+        <w:rPr>
+          <w:rFonts w:ascii="Times New Roman" w:eastAsia="Times New Roman" w:hAnsi="Times New Roman" w:cs="Times New Roman"/>
+          <w:sz w:val="24"/>
+          <w:szCs w:val="24"/>
+        </w:rPr>
+      </w:pPr>
+      <w:r>
+        <w:rPr>
+          <w:rFonts w:ascii="Times New Roman" w:eastAsia="Times New Roman" w:hAnsi="Times New Roman" w:cs="Times New Roman"/>
+          <w:b/>
+          <w:bCs/>
+          <w:sz w:val="24"/>
+          <w:szCs w:val="24"/>
+        </w:rPr>
+        <w:t>Actual:</w:t>
+      </w:r>
+      <w:r>
+        <w:rPr>
+          <w:rFonts w:ascii="Times New Roman" w:eastAsia="Times New Roman" w:hAnsi="Times New Roman" w:cs="Times New Roman"/>
+          <w:sz w:val="24"/>
+          <w:szCs w:val="24"/>
+        </w:rPr>
+        <w:t xml:space="preserve"> Nothing happens </w:t>
+      </w:r>
+    </w:p>
+    <w:p>
+      <w:pPr>
+        <w:numPr>
+          <w:ilvl w:val="0"/>
+          <w:numId w:val="9"/>
+        </w:numPr>
+        <w:spacing w:before="100" w:beforeAutospacing="1" w:after="100" w:afterAutospacing="1" w:line="240" w:lineRule="auto"/>
+        <w:rPr>
+          <w:rFonts w:ascii="Times New Roman" w:eastAsia="Times New Roman" w:hAnsi="Times New Roman" w:cs="Times New Roman"/>
+          <w:sz w:val="24"/>
+          <w:szCs w:val="24"/>
+        </w:rPr>
+      </w:pPr>
+      <w:r>
+        <w:rPr>
+          <w:rFonts w:ascii="Times New Roman" w:eastAsia="Times New Roman" w:hAnsi="Times New Roman" w:cs="Times New Roman"/>
+          <w:b/>
+          <w:bCs/>
+          <w:sz w:val="24"/>
+          <w:szCs w:val="24"/>
+        </w:rPr>
+        <w:t>Severity:</w:t>
+      </w:r>
+      <w:r>
+        <w:rPr>
+          <w:rFonts w:ascii="Times New Roman" w:eastAsia="Times New Roman" w:hAnsi="Times New Roman" w:cs="Times New Roman"/>
+          <w:sz w:val="24"/>
+          <w:szCs w:val="24"/>
+        </w:rPr>
+        <w:t xml:space="preserve"> High </w:t>
+      </w:r>
+    </w:p>
+    <w:p>
+      <w:pPr>
+        <w:numPr>
+          <w:ilvl w:val="0"/>
+          <w:numId w:val="9"/>
+        </w:numPr>
+        <w:spacing w:before="100" w:beforeAutospacing="1" w:after="100" w:afterAutospacing="1" w:line="240" w:lineRule="auto"/>
+        <w:rPr>
+          <w:rFonts w:ascii="Times New Roman" w:eastAsia="Times New Roman" w:hAnsi="Times New Roman" w:cs="Times New Roman"/>
+          <w:sz w:val="24"/>
+          <w:szCs w:val="24"/>
+        </w:rPr>
+      </w:pPr>
+      <w:r>
+        <w:rPr>
+          <w:rFonts w:ascii="Times New Roman" w:eastAsia="Times New Roman" w:hAnsi="Times New Roman" w:cs="Times New Roman"/>
+          <w:b/>
+          <w:bCs/>
+          <w:sz w:val="24"/>
+          <w:szCs w:val="24"/>
+        </w:rPr>
+        <w:t>Priority:</w:t>
+      </w:r>
+      <w:r>
+        <w:rPr>
+          <w:rFonts w:ascii="Times New Roman" w:eastAsia="Times New Roman" w:hAnsi="Times New Roman" w:cs="Times New Roman"/>
+          <w:sz w:val="24"/>
+          <w:szCs w:val="24"/>
+        </w:rPr>
+        <w:t xml:space="preserve"> High </w:t>
+      </w:r>
+    </w:p>
+    <w:p>
       <w:bookmarkStart w:id="0" w:name="_GoBack"/>
       <w:bookmarkEnd w:id="0"/>
     </w:p>
-    <w:p>
-      <w:pPr>
-        <w:numPr>
-          <w:ilvl w:val="0"/>
-          <w:numId w:val="8"/>
-        </w:numPr>
-        <w:spacing w:before="100" w:beforeAutospacing="1" w:after="100" w:afterAutospacing="1" w:line="240" w:lineRule="auto"/>
-        <w:rPr>
-          <w:rFonts w:ascii="Times New Roman" w:eastAsia="Times New Roman" w:hAnsi="Times New Roman" w:cs="Times New Roman"/>
-          <w:sz w:val="24"/>
-          <w:szCs w:val="24"/>
-        </w:rPr>
-      </w:pPr>
-      <w:r>
-        <w:rPr>
-          <w:rFonts w:ascii="Times New Roman" w:eastAsia="Times New Roman" w:hAnsi="Times New Roman" w:cs="Times New Roman"/>
-          <w:b/>
-          <w:bCs/>
-          <w:sz w:val="24"/>
-          <w:szCs w:val="24"/>
-        </w:rPr>
-        <w:t>Priority:</w:t>
-      </w:r>
-      <w:r>
-        <w:rPr>
-          <w:rFonts w:ascii="Times New Roman" w:eastAsia="Times New Roman" w:hAnsi="Times New Roman" w:cs="Times New Roman"/>
-          <w:sz w:val="24"/>
-          <w:szCs w:val="24"/>
-        </w:rPr>
-        <w:t xml:space="preserve"> High </w:t>
-      </w:r>
-    </w:p>
-    <w:p>
-      <w:pPr>
-        <w:spacing w:after="0" w:line="240" w:lineRule="auto"/>
-        <w:rPr>
-          <w:rFonts w:ascii="Times New Roman" w:eastAsia="Times New Roman" w:hAnsi="Times New Roman" w:cs="Times New Roman"/>
-          <w:sz w:val="24"/>
-          <w:szCs w:val="24"/>
-        </w:rPr>
-      </w:pPr>
-      <w:r>
-        <w:rPr>
-          <w:rFonts w:ascii="Times New Roman" w:eastAsia="Times New Roman" w:hAnsi="Times New Roman" w:cs="Times New Roman"/>
-          <w:sz w:val="24"/>
-          <w:szCs w:val="24"/>
-        </w:rPr>
-        <w:pict>
-          <v:rect id="_x0000_i1032" style="width:0;height:1.5pt" o:hralign="center" o:hrstd="t" o:hr="t" fillcolor="#a0a0a0" stroked="f"/>
-        </w:pict>
-      </w:r>
-    </w:p>
-    <w:p>
-      <w:pPr>
-        <w:spacing w:before="100" w:beforeAutospacing="1" w:after="100" w:afterAutospacing="1" w:line="240" w:lineRule="auto"/>
-        <w:outlineLvl w:val="2"/>
-        <w:rPr>
-          <w:rFonts w:ascii="Times New Roman" w:eastAsia="Times New Roman" w:hAnsi="Times New Roman" w:cs="Times New Roman"/>
-          <w:b/>
-          <w:bCs/>
-          <w:sz w:val="27"/>
-          <w:szCs w:val="27"/>
-        </w:rPr>
-      </w:pPr>
-      <w:r>
-        <w:rPr>
-          <w:rFonts w:ascii="Times New Roman" w:eastAsia="Times New Roman" w:hAnsi="Times New Roman" w:cs="Times New Roman"/>
-          <w:b/>
-          <w:bCs/>
-          <w:sz w:val="27"/>
-          <w:szCs w:val="27"/>
-        </w:rPr>
-        <w:t>BUG_09</w:t>
-      </w:r>
-    </w:p>
-    <w:p>
-      <w:pPr>
-        <w:numPr>
-          <w:ilvl w:val="0"/>
-          <w:numId w:val="9"/>
-        </w:numPr>
-        <w:spacing w:before="100" w:beforeAutospacing="1" w:after="100" w:afterAutospacing="1" w:line="240" w:lineRule="auto"/>
-        <w:rPr>
-          <w:rFonts w:ascii="Times New Roman" w:eastAsia="Times New Roman" w:hAnsi="Times New Roman" w:cs="Times New Roman"/>
-          <w:sz w:val="24"/>
-          <w:szCs w:val="24"/>
-        </w:rPr>
-      </w:pPr>
-      <w:r>
-        <w:rPr>
-          <w:rFonts w:ascii="Times New Roman" w:eastAsia="Times New Roman" w:hAnsi="Times New Roman" w:cs="Times New Roman"/>
-          <w:b/>
-          <w:bCs/>
-          <w:sz w:val="24"/>
-          <w:szCs w:val="24"/>
-        </w:rPr>
-        <w:t>Title:</w:t>
-      </w:r>
-      <w:r>
-        <w:rPr>
-          <w:rFonts w:ascii="Times New Roman" w:eastAsia="Times New Roman" w:hAnsi="Times New Roman" w:cs="Times New Roman"/>
-          <w:sz w:val="24"/>
-          <w:szCs w:val="24"/>
-        </w:rPr>
-        <w:t xml:space="preserve"> Payment fails without error message </w:t>
-      </w:r>
-    </w:p>
-    <w:p>
-      <w:pPr>
-        <w:numPr>
-          <w:ilvl w:val="0"/>
-          <w:numId w:val="9"/>
-        </w:numPr>
-        <w:spacing w:before="100" w:beforeAutospacing="1" w:after="100" w:afterAutospacing="1" w:line="240" w:lineRule="auto"/>
-        <w:rPr>
-          <w:rFonts w:ascii="Times New Roman" w:eastAsia="Times New Roman" w:hAnsi="Times New Roman" w:cs="Times New Roman"/>
-          <w:sz w:val="24"/>
-          <w:szCs w:val="24"/>
-        </w:rPr>
-      </w:pPr>
-      <w:r>
-        <w:rPr>
-          <w:rFonts w:ascii="Times New Roman" w:eastAsia="Times New Roman" w:hAnsi="Times New Roman" w:cs="Times New Roman"/>
-          <w:b/>
-          <w:bCs/>
-          <w:sz w:val="24"/>
-          <w:szCs w:val="24"/>
-        </w:rPr>
-        <w:t>Steps:</w:t>
-      </w:r>
-      <w:r>
-        <w:rPr>
-          <w:rFonts w:ascii="Times New Roman" w:eastAsia="Times New Roman" w:hAnsi="Times New Roman" w:cs="Times New Roman"/>
-          <w:sz w:val="24"/>
-          <w:szCs w:val="24"/>
-        </w:rPr>
-        <w:t xml:space="preserve"> Enter invalid card → Pay </w:t>
-      </w:r>
-    </w:p>
-    <w:p>
-      <w:pPr>
-        <w:numPr>
-          <w:ilvl w:val="0"/>
-          <w:numId w:val="9"/>
-        </w:numPr>
-        <w:spacing w:before="100" w:beforeAutospacing="1" w:after="100" w:afterAutospacing="1" w:line="240" w:lineRule="auto"/>
-        <w:rPr>
-          <w:rFonts w:ascii="Times New Roman" w:eastAsia="Times New Roman" w:hAnsi="Times New Roman" w:cs="Times New Roman"/>
-          <w:sz w:val="24"/>
-          <w:szCs w:val="24"/>
-        </w:rPr>
-      </w:pPr>
-      <w:r>
-        <w:rPr>
-          <w:rFonts w:ascii="Times New Roman" w:eastAsia="Times New Roman" w:hAnsi="Times New Roman" w:cs="Times New Roman"/>
-          <w:b/>
-          <w:bCs/>
-          <w:sz w:val="24"/>
-          <w:szCs w:val="24"/>
-        </w:rPr>
-        <w:t>Expected:</w:t>
-      </w:r>
-      <w:r>
-        <w:rPr>
-          <w:rFonts w:ascii="Times New Roman" w:eastAsia="Times New Roman" w:hAnsi="Times New Roman" w:cs="Times New Roman"/>
-          <w:sz w:val="24"/>
-          <w:szCs w:val="24"/>
-        </w:rPr>
-        <w:t xml:space="preserve"> Error shown </w:t>
-      </w:r>
-    </w:p>
-    <w:p>
-      <w:pPr>
-        <w:numPr>
-          <w:ilvl w:val="0"/>
-          <w:numId w:val="9"/>
-        </w:numPr>
-        <w:spacing w:before="100" w:beforeAutospacing="1" w:after="100" w:afterAutospacing="1" w:line="240" w:lineRule="auto"/>
-        <w:rPr>
-          <w:rFonts w:ascii="Times New Roman" w:eastAsia="Times New Roman" w:hAnsi="Times New Roman" w:cs="Times New Roman"/>
-          <w:sz w:val="24"/>
-          <w:szCs w:val="24"/>
-        </w:rPr>
-      </w:pPr>
-      <w:r>
-        <w:rPr>
-          <w:rFonts w:ascii="Times New Roman" w:eastAsia="Times New Roman" w:hAnsi="Times New Roman" w:cs="Times New Roman"/>
-          <w:b/>
-          <w:bCs/>
-          <w:sz w:val="24"/>
-          <w:szCs w:val="24"/>
-        </w:rPr>
-        <w:t>Actual:</w:t>
-      </w:r>
-      <w:r>
-        <w:rPr>
-          <w:rFonts w:ascii="Times New Roman" w:eastAsia="Times New Roman" w:hAnsi="Times New Roman" w:cs="Times New Roman"/>
-          <w:sz w:val="24"/>
-          <w:szCs w:val="24"/>
-        </w:rPr>
-        <w:t xml:space="preserve"> Nothing happens </w:t>
-      </w:r>
-    </w:p>
-    <w:p>
-      <w:pPr>
-        <w:numPr>
-          <w:ilvl w:val="0"/>
-          <w:numId w:val="9"/>
-        </w:numPr>
-        <w:spacing w:before="100" w:beforeAutospacing="1" w:after="100" w:afterAutospacing="1" w:line="240" w:lineRule="auto"/>
-        <w:rPr>
-          <w:rFonts w:ascii="Times New Roman" w:eastAsia="Times New Roman" w:hAnsi="Times New Roman" w:cs="Times New Roman"/>
-          <w:sz w:val="24"/>
-          <w:szCs w:val="24"/>
-        </w:rPr>
-      </w:pPr>
-      <w:r>
-        <w:rPr>
-          <w:rFonts w:ascii="Times New Roman" w:eastAsia="Times New Roman" w:hAnsi="Times New Roman" w:cs="Times New Roman"/>
-          <w:b/>
-          <w:bCs/>
-          <w:sz w:val="24"/>
-          <w:szCs w:val="24"/>
-        </w:rPr>
-        <w:t>Severity:</w:t>
-      </w:r>
-      <w:r>
-        <w:rPr>
-          <w:rFonts w:ascii="Times New Roman" w:eastAsia="Times New Roman" w:hAnsi="Times New Roman" w:cs="Times New Roman"/>
-          <w:sz w:val="24"/>
-          <w:szCs w:val="24"/>
-        </w:rPr>
-        <w:t xml:space="preserve"> High </w:t>
-      </w:r>
-    </w:p>
-    <w:p>
-      <w:pPr>
-        <w:numPr>
-          <w:ilvl w:val="0"/>
-          <w:numId w:val="9"/>
-        </w:numPr>
-        <w:spacing w:before="100" w:beforeAutospacing="1" w:after="100" w:afterAutospacing="1" w:line="240" w:lineRule="auto"/>
-        <w:rPr>
-          <w:rFonts w:ascii="Times New Roman" w:eastAsia="Times New Roman" w:hAnsi="Times New Roman" w:cs="Times New Roman"/>
-          <w:sz w:val="24"/>
-          <w:szCs w:val="24"/>
-        </w:rPr>
-      </w:pPr>
-      <w:r>
-        <w:rPr>
-          <w:rFonts w:ascii="Times New Roman" w:eastAsia="Times New Roman" w:hAnsi="Times New Roman" w:cs="Times New Roman"/>
-          <w:b/>
-          <w:bCs/>
-          <w:sz w:val="24"/>
-          <w:szCs w:val="24"/>
-        </w:rPr>
-        <w:t>Priority:</w:t>
-      </w:r>
-      <w:r>
-        <w:rPr>
-          <w:rFonts w:ascii="Times New Roman" w:eastAsia="Times New Roman" w:hAnsi="Times New Roman" w:cs="Times New Roman"/>
-          <w:sz w:val="24"/>
-          <w:szCs w:val="24"/>
-        </w:rPr>
-        <w:t xml:space="preserve"> High </w:t>
-      </w:r>
-    </w:p>
-    <w:p/>
     <w:sectPr>
       <w:pgSz w:w="12240" w:h="15840"/>
       <w:pgMar w:top="1440" w:right="1440" w:bottom="1440" w:left="1440" w:header="720" w:footer="720" w:gutter="0"/>
